--- a/Rapor/Week_2/Report_W2.docx
+++ b/Rapor/Week_2/Report_W2.docx
@@ -27,98 +27,36 @@
           <w:bCs/>
         </w:rPr>
       </w:pPr>
-      <w:proofErr w:type="spellStart"/>
       <w:r>
         <w:rPr>
           <w:rFonts w:asciiTheme="majorHAnsi" w:hAnsiTheme="majorHAnsi"/>
           <w:b/>
           <w:bCs/>
         </w:rPr>
-        <w:t>Laser</w:t>
-      </w:r>
-      <w:proofErr w:type="spellEnd"/>
+        <w:t>Laser Prefab’i oluşturma:</w:t>
+      </w:r>
+    </w:p>
+    <w:p>
       <w:r>
         <w:rPr>
           <w:rFonts w:asciiTheme="majorHAnsi" w:hAnsiTheme="majorHAnsi"/>
           <w:b/>
           <w:bCs/>
         </w:rPr>
-        <w:t xml:space="preserve"> </w:t>
-      </w:r>
-      <w:proofErr w:type="spellStart"/>
-      <w:r>
-        <w:rPr>
-          <w:rFonts w:asciiTheme="majorHAnsi" w:hAnsiTheme="majorHAnsi"/>
-          <w:b/>
-          <w:bCs/>
-        </w:rPr>
-        <w:t>Prefab’i</w:t>
-      </w:r>
-      <w:proofErr w:type="spellEnd"/>
-      <w:r>
-        <w:rPr>
-          <w:rFonts w:asciiTheme="majorHAnsi" w:hAnsiTheme="majorHAnsi"/>
-          <w:b/>
-          <w:bCs/>
-        </w:rPr>
-        <w:t xml:space="preserve"> oluşturma</w:t>
-      </w:r>
-      <w:r>
-        <w:rPr>
-          <w:rFonts w:asciiTheme="majorHAnsi" w:hAnsiTheme="majorHAnsi"/>
-          <w:b/>
-          <w:bCs/>
-        </w:rPr>
-        <w:t>:</w:t>
-      </w:r>
-    </w:p>
-    <w:p>
-      <w:r>
-        <w:rPr>
-          <w:rFonts w:asciiTheme="majorHAnsi" w:hAnsiTheme="majorHAnsi"/>
-          <w:b/>
-          <w:bCs/>
-        </w:rPr>
         <w:tab/>
       </w:r>
-      <w:proofErr w:type="spellStart"/>
-      <w:r>
-        <w:t>Hierchy</w:t>
-      </w:r>
-      <w:proofErr w:type="spellEnd"/>
-      <w:r>
-        <w:t xml:space="preserve"> </w:t>
-      </w:r>
-      <w:r>
-        <w:t xml:space="preserve">kısmından 3D obje olarak </w:t>
-      </w:r>
-      <w:proofErr w:type="spellStart"/>
-      <w:r>
-        <w:t>capsule</w:t>
-      </w:r>
-      <w:proofErr w:type="spellEnd"/>
-      <w:r>
-        <w:t xml:space="preserve"> öğesini ekliyoruz. Bunu Mouse sağ </w:t>
-      </w:r>
-      <w:proofErr w:type="spellStart"/>
-      <w:r>
-        <w:t>tıkını</w:t>
-      </w:r>
-      <w:proofErr w:type="spellEnd"/>
-      <w:r>
-        <w:t xml:space="preserve"> kullanıp -&gt; 3D obje -&gt; </w:t>
-      </w:r>
-      <w:proofErr w:type="spellStart"/>
-      <w:r>
-        <w:t>Capsule</w:t>
-      </w:r>
-      <w:proofErr w:type="spellEnd"/>
-      <w:r>
-        <w:t xml:space="preserve"> olarak seçebilirsiniz.</w:t>
-      </w:r>
-    </w:p>
-    <w:p>
-      <w:r>
+      <w:r>
+        <w:t xml:space="preserve">Hierchy </w:t>
+      </w:r>
+      <w:r>
+        <w:t>kısmından 3D obje olarak capsule öğesini ekliyoruz. Bunu Mouse sağ tıkını kullanıp -&gt; 3D obje -&gt; Capsule olarak seçebilirsiniz.</w:t>
+      </w:r>
+    </w:p>
+    <w:p>
+      <w:r>
+        <w:rPr>
+          <w:noProof/>
+        </w:rPr>
         <w:drawing>
           <wp:anchor distT="0" distB="0" distL="114300" distR="114300" simplePos="0" relativeHeight="251658240" behindDoc="1" locked="0" layoutInCell="1" allowOverlap="1" wp14:anchorId="69D35992" wp14:editId="3E807F72">
             <wp:simplePos x="0" y="0"/>
@@ -207,6 +145,9 @@
         </w:rPr>
       </w:pPr>
       <w:r>
+        <w:rPr>
+          <w:noProof/>
+        </w:rPr>
         <w:drawing>
           <wp:anchor distT="0" distB="0" distL="114300" distR="114300" simplePos="0" relativeHeight="251659264" behindDoc="1" locked="0" layoutInCell="1" allowOverlap="1" wp14:anchorId="5FC43DB6" wp14:editId="4D743D70">
             <wp:simplePos x="0" y="0"/>
@@ -266,15 +207,7 @@
         </w:drawing>
       </w:r>
       <w:r>
-        <w:t xml:space="preserve">Oluşturduğunuz kapsülü </w:t>
-      </w:r>
-      <w:proofErr w:type="spellStart"/>
-      <w:r>
-        <w:t>Inspector</w:t>
-      </w:r>
-      <w:proofErr w:type="spellEnd"/>
-      <w:r>
-        <w:t xml:space="preserve"> kısmından boyutsal ve konumsal değişiklikler ayarlanarak gerekirse materyal eklenerek objeye özellik kazandırılır.</w:t>
+        <w:t>Oluşturduğunuz kapsülü Inspector kısmından boyutsal ve konumsal değişiklikler ayarlanarak gerekirse materyal eklenerek objeye özellik kazandırılır.</w:t>
       </w:r>
       <w:r>
         <w:rPr>
@@ -349,13 +282,8 @@
     <w:p>
       <w:r>
         <w:lastRenderedPageBreak/>
-        <w:t xml:space="preserve">Oluşturduğumuz </w:t>
-      </w:r>
-      <w:proofErr w:type="spellStart"/>
-      <w:r>
-        <w:t>Capsule’ü</w:t>
-      </w:r>
-      <w:proofErr w:type="spellEnd"/>
+        <w:t>Oluşturduğumuz Capsule’ü</w:t>
+      </w:r>
       <w:r>
         <w:t xml:space="preserve"> Hierchy den Project penceresinde önceden </w:t>
       </w:r>
@@ -363,23 +291,7 @@
         <w:t>oluşturduğumuz</w:t>
       </w:r>
       <w:r>
-        <w:t xml:space="preserve"> "Prefab</w:t>
-      </w:r>
-      <w:proofErr w:type="spellStart"/>
-      <w:r>
-        <w:t>s</w:t>
-      </w:r>
-      <w:proofErr w:type="spellEnd"/>
-      <w:r>
-        <w:t xml:space="preserve">” klasörüne sürüklenerek </w:t>
-      </w:r>
-      <w:proofErr w:type="spellStart"/>
-      <w:r>
-        <w:t>prefab</w:t>
-      </w:r>
-      <w:proofErr w:type="spellEnd"/>
-      <w:r>
-        <w:t xml:space="preserve"> haline </w:t>
+        <w:t xml:space="preserve"> "Prefabs” klasörüne sürüklenerek prefab haline </w:t>
       </w:r>
       <w:r>
         <w:t>getirdik</w:t>
@@ -387,6 +299,9 @@
     </w:p>
     <w:p>
       <w:r>
+        <w:rPr>
+          <w:noProof/>
+        </w:rPr>
         <w:drawing>
           <wp:anchor distT="0" distB="0" distL="114300" distR="114300" simplePos="0" relativeHeight="251660288" behindDoc="1" locked="0" layoutInCell="1" allowOverlap="1" wp14:anchorId="1D789502" wp14:editId="56CDF023">
             <wp:simplePos x="0" y="0"/>
@@ -452,19 +367,14 @@
     <w:p/>
     <w:p>
       <w:r>
-        <w:t xml:space="preserve">Bu şekilde </w:t>
-      </w:r>
-      <w:proofErr w:type="spellStart"/>
-      <w:r>
-        <w:t>prefabımızı</w:t>
-      </w:r>
-      <w:proofErr w:type="spellEnd"/>
-      <w:r>
-        <w:t xml:space="preserve"> oluşturmuş olduk.</w:t>
-      </w:r>
-    </w:p>
-    <w:p>
-      <w:r>
+        <w:t>Bu şekilde prefabımızı oluşturmuş olduk.</w:t>
+      </w:r>
+    </w:p>
+    <w:p>
+      <w:r>
+        <w:rPr>
+          <w:noProof/>
+        </w:rPr>
         <w:drawing>
           <wp:anchor distT="0" distB="0" distL="114300" distR="114300" simplePos="0" relativeHeight="251661312" behindDoc="1" locked="0" layoutInCell="1" allowOverlap="1" wp14:anchorId="240D6BBA" wp14:editId="2192D4D0">
             <wp:simplePos x="0" y="0"/>
@@ -523,45 +433,8 @@
           </wp:anchor>
         </w:drawing>
       </w:r>
-      <w:proofErr w:type="spellStart"/>
-      <w:r>
-        <w:t>Inspector</w:t>
-      </w:r>
-      <w:proofErr w:type="spellEnd"/>
-      <w:r>
-        <w:t xml:space="preserve"> kısmından </w:t>
-      </w:r>
-      <w:proofErr w:type="spellStart"/>
-      <w:r>
-        <w:t>override</w:t>
-      </w:r>
-      <w:proofErr w:type="spellEnd"/>
-      <w:r>
-        <w:t xml:space="preserve"> kısmındaki </w:t>
-      </w:r>
-      <w:proofErr w:type="spellStart"/>
-      <w:r>
-        <w:t>apply</w:t>
-      </w:r>
-      <w:proofErr w:type="spellEnd"/>
-      <w:r>
-        <w:t xml:space="preserve"> </w:t>
-      </w:r>
-      <w:proofErr w:type="spellStart"/>
-      <w:r>
-        <w:t>all</w:t>
-      </w:r>
-      <w:proofErr w:type="spellEnd"/>
-      <w:r>
-        <w:t xml:space="preserve"> tuşunu kullanaraktan aynı </w:t>
-      </w:r>
-      <w:proofErr w:type="spellStart"/>
-      <w:r>
-        <w:t>capsule’ü</w:t>
-      </w:r>
-      <w:proofErr w:type="spellEnd"/>
-      <w:r>
-        <w:t xml:space="preserve"> birden çok kez kullanma şansımız olur.</w:t>
+      <w:r>
+        <w:t>Inspector kısmından override kısmındaki apply all tuşunu kullanaraktan aynı capsule’ü birden çok kez kullanma şansımız olur.</w:t>
       </w:r>
     </w:p>
     <w:p/>
@@ -580,7 +453,6 @@
           <w:bCs/>
         </w:rPr>
       </w:pPr>
-      <w:proofErr w:type="spellStart"/>
       <w:r>
         <w:rPr>
           <w:rFonts w:asciiTheme="majorHAnsi" w:hAnsiTheme="majorHAnsi"/>
@@ -589,7 +461,6 @@
         </w:rPr>
         <w:t>Script</w:t>
       </w:r>
-      <w:proofErr w:type="spellEnd"/>
     </w:p>
     <w:p>
       <w:pPr>
@@ -604,6 +475,7 @@
           <w:rFonts w:asciiTheme="majorHAnsi" w:hAnsiTheme="majorHAnsi"/>
           <w:b/>
           <w:bCs/>
+          <w:noProof/>
         </w:rPr>
         <w:drawing>
           <wp:inline distT="0" distB="0" distL="0" distR="0" wp14:anchorId="380EF3A6" wp14:editId="742C3C95">
@@ -646,31 +518,8 @@
       <w:r>
         <w:t xml:space="preserve"> </w:t>
       </w:r>
-      <w:proofErr w:type="spellStart"/>
-      <w:proofErr w:type="gramStart"/>
-      <w:r>
-        <w:t>public</w:t>
-      </w:r>
-      <w:proofErr w:type="spellEnd"/>
-      <w:proofErr w:type="gramEnd"/>
-      <w:r>
-        <w:t xml:space="preserve"> </w:t>
-      </w:r>
-      <w:proofErr w:type="spellStart"/>
-      <w:r>
-        <w:t>float</w:t>
-      </w:r>
-      <w:proofErr w:type="spellEnd"/>
-      <w:r>
-        <w:t xml:space="preserve"> </w:t>
-      </w:r>
-      <w:proofErr w:type="spellStart"/>
-      <w:r>
-        <w:t>speed</w:t>
-      </w:r>
-      <w:proofErr w:type="spellEnd"/>
-      <w:r>
-        <w:t>;</w:t>
+      <w:r>
+        <w:t>public float speed;</w:t>
       </w:r>
       <w:r>
         <w:rPr>
@@ -692,147 +541,27 @@
     </w:p>
     <w:p>
       <w:r>
-        <w:t xml:space="preserve"> </w:t>
-      </w:r>
-      <w:proofErr w:type="spellStart"/>
-      <w:proofErr w:type="gramStart"/>
-      <w:r>
-        <w:t>public</w:t>
-      </w:r>
-      <w:proofErr w:type="spellEnd"/>
-      <w:proofErr w:type="gramEnd"/>
-      <w:r>
-        <w:t xml:space="preserve"> </w:t>
-      </w:r>
-      <w:proofErr w:type="spellStart"/>
-      <w:r>
-        <w:t>Transform</w:t>
-      </w:r>
-      <w:proofErr w:type="spellEnd"/>
-      <w:r>
-        <w:t xml:space="preserve"> </w:t>
-      </w:r>
-      <w:proofErr w:type="spellStart"/>
-      <w:r>
-        <w:t>firePoint</w:t>
-      </w:r>
-      <w:proofErr w:type="spellEnd"/>
-      <w:r>
-        <w:t>; // Lazerin çıkış noktası (namlu)</w:t>
-      </w:r>
-    </w:p>
-    <w:p>
-      <w:r>
-        <w:t xml:space="preserve"> </w:t>
-      </w:r>
-      <w:proofErr w:type="spellStart"/>
-      <w:proofErr w:type="gramStart"/>
-      <w:r>
-        <w:t>public</w:t>
-      </w:r>
-      <w:proofErr w:type="spellEnd"/>
-      <w:proofErr w:type="gramEnd"/>
-      <w:r>
-        <w:t xml:space="preserve"> </w:t>
-      </w:r>
-      <w:proofErr w:type="spellStart"/>
-      <w:r>
-        <w:t>GameObject</w:t>
-      </w:r>
-      <w:proofErr w:type="spellEnd"/>
-      <w:r>
-        <w:t xml:space="preserve"> </w:t>
-      </w:r>
-      <w:proofErr w:type="spellStart"/>
-      <w:r>
-        <w:t>laser</w:t>
-      </w:r>
-      <w:proofErr w:type="spellEnd"/>
-      <w:r>
-        <w:t>; //Lazer objesi</w:t>
-      </w:r>
-    </w:p>
-    <w:p>
-      <w:r>
-        <w:t xml:space="preserve"> [</w:t>
-      </w:r>
-      <w:proofErr w:type="spellStart"/>
-      <w:r>
-        <w:t>SerializeField</w:t>
-      </w:r>
-      <w:proofErr w:type="spellEnd"/>
-      <w:r>
-        <w:t>]</w:t>
-      </w:r>
-    </w:p>
-    <w:p>
-      <w:r>
-        <w:t xml:space="preserve"> </w:t>
-      </w:r>
-      <w:proofErr w:type="spellStart"/>
-      <w:proofErr w:type="gramStart"/>
-      <w:r>
-        <w:t>private</w:t>
-      </w:r>
-      <w:proofErr w:type="spellEnd"/>
-      <w:proofErr w:type="gramEnd"/>
-      <w:r>
-        <w:t xml:space="preserve"> </w:t>
-      </w:r>
-      <w:proofErr w:type="spellStart"/>
-      <w:r>
-        <w:t>float</w:t>
-      </w:r>
-      <w:proofErr w:type="spellEnd"/>
-      <w:r>
-        <w:t xml:space="preserve"> </w:t>
-      </w:r>
-      <w:proofErr w:type="spellStart"/>
-      <w:r>
-        <w:t>firecooldown</w:t>
-      </w:r>
-      <w:proofErr w:type="spellEnd"/>
-      <w:r>
-        <w:t xml:space="preserve">=5f , </w:t>
-      </w:r>
-      <w:proofErr w:type="spellStart"/>
-      <w:r>
-        <w:t>Normalcooldown</w:t>
-      </w:r>
-      <w:proofErr w:type="spellEnd"/>
-      <w:r>
-        <w:t>; // Bir sonraki atış için bekleme süresi</w:t>
-      </w:r>
-    </w:p>
-    <w:p>
-      <w:r>
-        <w:t xml:space="preserve"> </w:t>
-      </w:r>
-      <w:proofErr w:type="spellStart"/>
-      <w:proofErr w:type="gramStart"/>
-      <w:r>
-        <w:t>private</w:t>
-      </w:r>
-      <w:proofErr w:type="spellEnd"/>
-      <w:proofErr w:type="gramEnd"/>
-      <w:r>
-        <w:t xml:space="preserve"> </w:t>
-      </w:r>
-      <w:proofErr w:type="spellStart"/>
-      <w:r>
-        <w:t>Boolean</w:t>
-      </w:r>
-      <w:proofErr w:type="spellEnd"/>
-      <w:r>
-        <w:t xml:space="preserve"> vur=</w:t>
-      </w:r>
-      <w:proofErr w:type="spellStart"/>
-      <w:r>
-        <w:t>true</w:t>
-      </w:r>
-      <w:proofErr w:type="spellEnd"/>
-      <w:r>
-        <w:t>; // vur emri var mı yok mu</w:t>
+        <w:t xml:space="preserve"> public Transform firePoint; // Lazerin çıkış noktası (namlu)</w:t>
+      </w:r>
+    </w:p>
+    <w:p>
+      <w:r>
+        <w:t xml:space="preserve"> public GameObject laser; //Lazer objesi</w:t>
+      </w:r>
+    </w:p>
+    <w:p>
+      <w:r>
+        <w:t xml:space="preserve"> [SerializeField]</w:t>
+      </w:r>
+    </w:p>
+    <w:p>
+      <w:r>
+        <w:t xml:space="preserve"> private float firecooldown=5f , Normalcooldown; // Bir sonraki atış için bekleme süresi</w:t>
+      </w:r>
+    </w:p>
+    <w:p>
+      <w:r>
+        <w:t xml:space="preserve"> private Boolean vur=true; // vur emri var mı yok mu</w:t>
       </w:r>
     </w:p>
     <w:p/>
@@ -853,6 +582,9 @@
     </w:p>
     <w:p>
       <w:r>
+        <w:rPr>
+          <w:noProof/>
+        </w:rPr>
         <w:drawing>
           <wp:inline distT="0" distB="0" distL="0" distR="0" wp14:anchorId="3DAFE9F4" wp14:editId="7D753B08">
             <wp:extent cx="5760720" cy="1359535"/>
@@ -893,17 +625,7 @@
     <w:p/>
     <w:p>
       <w:r>
-        <w:t xml:space="preserve">  </w:t>
-      </w:r>
-      <w:proofErr w:type="spellStart"/>
-      <w:proofErr w:type="gramStart"/>
-      <w:r>
-        <w:t>void</w:t>
-      </w:r>
-      <w:proofErr w:type="spellEnd"/>
-      <w:proofErr w:type="gramEnd"/>
-      <w:r>
-        <w:t xml:space="preserve"> Update()</w:t>
+        <w:t xml:space="preserve">  void Update()</w:t>
       </w:r>
     </w:p>
     <w:p>
@@ -912,147 +634,23 @@
       </w:r>
     </w:p>
     <w:p>
-      <w:proofErr w:type="spellStart"/>
-      <w:r>
-        <w:t>transform.Translate</w:t>
-      </w:r>
-      <w:proofErr w:type="spellEnd"/>
-      <w:r>
-        <w:t>(</w:t>
-      </w:r>
-      <w:proofErr w:type="spellStart"/>
-      <w:r>
-        <w:t>new</w:t>
-      </w:r>
-      <w:proofErr w:type="spellEnd"/>
-      <w:r>
-        <w:t xml:space="preserve"> Vector3(</w:t>
-      </w:r>
-      <w:proofErr w:type="spellStart"/>
-      <w:r>
-        <w:t>Input.GetAxis</w:t>
-      </w:r>
-      <w:proofErr w:type="spellEnd"/>
-      <w:r>
-        <w:t xml:space="preserve">("Horizontal") * </w:t>
-      </w:r>
-      <w:proofErr w:type="spellStart"/>
-      <w:r>
-        <w:t>speed</w:t>
-      </w:r>
-      <w:proofErr w:type="spellEnd"/>
-      <w:r>
-        <w:t xml:space="preserve"> * </w:t>
-      </w:r>
-      <w:proofErr w:type="spellStart"/>
-      <w:r>
-        <w:t>Time.deltaTime</w:t>
-      </w:r>
-      <w:proofErr w:type="spellEnd"/>
-      <w:r>
-        <w:t xml:space="preserve">, </w:t>
-      </w:r>
-      <w:proofErr w:type="spellStart"/>
-      <w:r>
-        <w:t>Input.GetAxis</w:t>
-      </w:r>
-      <w:proofErr w:type="spellEnd"/>
-      <w:r>
-        <w:t>("</w:t>
-      </w:r>
-      <w:proofErr w:type="spellStart"/>
-      <w:r>
-        <w:t>Vertical</w:t>
-      </w:r>
-      <w:proofErr w:type="spellEnd"/>
-      <w:r>
-        <w:t xml:space="preserve">") * </w:t>
-      </w:r>
-      <w:proofErr w:type="spellStart"/>
-      <w:r>
-        <w:t>speed</w:t>
-      </w:r>
-      <w:proofErr w:type="spellEnd"/>
-      <w:r>
-        <w:t xml:space="preserve"> * </w:t>
-      </w:r>
-      <w:proofErr w:type="spellStart"/>
-      <w:r>
-        <w:t>Time.deltaTime</w:t>
-      </w:r>
-      <w:proofErr w:type="spellEnd"/>
-      <w:r>
-        <w:t>, 0));</w:t>
-      </w:r>
-    </w:p>
-    <w:p>
-      <w:r>
-        <w:t xml:space="preserve">// oluşturduğumuz </w:t>
-      </w:r>
-      <w:proofErr w:type="spellStart"/>
-      <w:r>
-        <w:t>kübün</w:t>
-      </w:r>
-      <w:proofErr w:type="spellEnd"/>
-      <w:r>
-        <w:t xml:space="preserve"> hareket </w:t>
-      </w:r>
-      <w:proofErr w:type="spellStart"/>
-      <w:r>
-        <w:t>mekanızması</w:t>
-      </w:r>
-      <w:proofErr w:type="spellEnd"/>
-    </w:p>
-    <w:p>
-      <w:proofErr w:type="spellStart"/>
-      <w:r>
-        <w:t>Ateset</w:t>
-      </w:r>
-      <w:proofErr w:type="spellEnd"/>
-      <w:r>
-        <w:t>(); //</w:t>
-      </w:r>
-      <w:proofErr w:type="spellStart"/>
-      <w:r>
-        <w:t>ates</w:t>
-      </w:r>
-      <w:proofErr w:type="spellEnd"/>
-      <w:r>
-        <w:t xml:space="preserve"> etme fonksiyonu</w:t>
-      </w:r>
-    </w:p>
-    <w:p>
-      <w:proofErr w:type="spellStart"/>
-      <w:r>
-        <w:t>if</w:t>
-      </w:r>
-      <w:proofErr w:type="spellEnd"/>
-      <w:r>
-        <w:t>(</w:t>
-      </w:r>
-      <w:proofErr w:type="spellStart"/>
-      <w:r>
-        <w:t>firecooldown</w:t>
-      </w:r>
-      <w:proofErr w:type="spellEnd"/>
-      <w:r>
-        <w:t xml:space="preserve"> &lt;= </w:t>
-      </w:r>
-      <w:proofErr w:type="spellStart"/>
-      <w:r>
-        <w:t>Normalcooldown</w:t>
-      </w:r>
-      <w:proofErr w:type="spellEnd"/>
-      <w:r>
-        <w:t xml:space="preserve"> &amp;&amp; </w:t>
-      </w:r>
-      <w:proofErr w:type="spellStart"/>
-      <w:r>
-        <w:t>firecooldown</w:t>
-      </w:r>
-      <w:proofErr w:type="spellEnd"/>
-      <w:r>
-        <w:t xml:space="preserve"> &gt; 0) </w:t>
+      <w:r>
+        <w:t>transform.Translate(new Vector3(Input.GetAxis("Horizontal") * speed * Time.deltaTime, Input.GetAxis("Vertical") * speed * Time.deltaTime, 0));</w:t>
+      </w:r>
+    </w:p>
+    <w:p>
+      <w:r>
+        <w:t>// oluşturduğumuz kübün hareket mekanızması</w:t>
+      </w:r>
+    </w:p>
+    <w:p>
+      <w:r>
+        <w:t>Ateset(); //ates etme fonksiyonu</w:t>
+      </w:r>
+    </w:p>
+    <w:p>
+      <w:r>
+        <w:t xml:space="preserve">if(firecooldown &lt;= Normalcooldown &amp;&amp; firecooldown &gt; 0) </w:t>
       </w:r>
     </w:p>
     <w:p>
@@ -1062,47 +660,15 @@
     </w:p>
     <w:p>
       <w:r>
+        <w:t xml:space="preserve"> firecooldown -= Time.deltaTime;</w:t>
+      </w:r>
+      <w:r>
         <w:t xml:space="preserve"> </w:t>
       </w:r>
-      <w:proofErr w:type="spellStart"/>
-      <w:r>
-        <w:t>firecooldown</w:t>
-      </w:r>
-      <w:proofErr w:type="spellEnd"/>
-      <w:r>
-        <w:t xml:space="preserve"> -= </w:t>
-      </w:r>
-      <w:proofErr w:type="spellStart"/>
-      <w:r>
-        <w:t>Time.deltaTime</w:t>
-      </w:r>
-      <w:proofErr w:type="spellEnd"/>
-      <w:r>
-        <w:t>;</w:t>
-      </w:r>
-      <w:r>
-        <w:t xml:space="preserve"> </w:t>
-      </w:r>
-    </w:p>
-    <w:p>
-      <w:r>
-        <w:t xml:space="preserve"> </w:t>
-      </w:r>
-      <w:proofErr w:type="gramStart"/>
-      <w:r>
-        <w:t>vur</w:t>
-      </w:r>
-      <w:proofErr w:type="gramEnd"/>
-      <w:r>
-        <w:t xml:space="preserve"> = </w:t>
-      </w:r>
-      <w:proofErr w:type="spellStart"/>
-      <w:r>
-        <w:t>false</w:t>
-      </w:r>
-      <w:proofErr w:type="spellEnd"/>
-      <w:r>
-        <w:t>;</w:t>
+    </w:p>
+    <w:p>
+      <w:r>
+        <w:t xml:space="preserve"> vur = false;</w:t>
       </w:r>
     </w:p>
     <w:p>
@@ -1112,13 +678,8 @@
     </w:p>
     <w:p>
       <w:r>
-        <w:t xml:space="preserve"> </w:t>
-      </w:r>
-      <w:proofErr w:type="gramStart"/>
-      <w:r>
-        <w:t>else</w:t>
-      </w:r>
-      <w:proofErr w:type="gramEnd"/>
+        <w:t xml:space="preserve"> else</w:t>
+      </w:r>
     </w:p>
     <w:p>
       <w:r>
@@ -1127,23 +688,7 @@
     </w:p>
     <w:p>
       <w:r>
-        <w:t xml:space="preserve">     </w:t>
-      </w:r>
-      <w:proofErr w:type="gramStart"/>
-      <w:r>
-        <w:t>vur</w:t>
-      </w:r>
-      <w:proofErr w:type="gramEnd"/>
-      <w:r>
-        <w:t xml:space="preserve"> = </w:t>
-      </w:r>
-      <w:proofErr w:type="spellStart"/>
-      <w:r>
-        <w:t>true</w:t>
-      </w:r>
-      <w:proofErr w:type="spellEnd"/>
-      <w:r>
-        <w:t>;</w:t>
+        <w:t xml:space="preserve">     vur = true;</w:t>
       </w:r>
     </w:p>
     <w:p>
@@ -1163,6 +708,9 @@
     <w:p/>
     <w:p>
       <w:r>
+        <w:rPr>
+          <w:noProof/>
+        </w:rPr>
         <w:lastRenderedPageBreak/>
         <w:drawing>
           <wp:anchor distT="0" distB="0" distL="114300" distR="114300" simplePos="0" relativeHeight="251662336" behindDoc="1" locked="0" layoutInCell="1" allowOverlap="1" wp14:anchorId="1ACEBEF5" wp14:editId="0C5C71BC">
@@ -1225,33 +773,7 @@
     </w:p>
     <w:p>
       <w:r>
-        <w:t xml:space="preserve">  </w:t>
-      </w:r>
-      <w:proofErr w:type="spellStart"/>
-      <w:proofErr w:type="gramStart"/>
-      <w:r>
-        <w:t>private</w:t>
-      </w:r>
-      <w:proofErr w:type="spellEnd"/>
-      <w:proofErr w:type="gramEnd"/>
-      <w:r>
-        <w:t xml:space="preserve"> </w:t>
-      </w:r>
-      <w:proofErr w:type="spellStart"/>
-      <w:r>
-        <w:t>void</w:t>
-      </w:r>
-      <w:proofErr w:type="spellEnd"/>
-      <w:r>
-        <w:t xml:space="preserve"> </w:t>
-      </w:r>
-      <w:proofErr w:type="spellStart"/>
-      <w:r>
-        <w:t>Ateset</w:t>
-      </w:r>
-      <w:proofErr w:type="spellEnd"/>
-      <w:r>
-        <w:t>()</w:t>
+        <w:t xml:space="preserve">  private void Ateset()</w:t>
       </w:r>
     </w:p>
     <w:p>
@@ -1261,44 +783,10 @@
     </w:p>
     <w:p>
       <w:r>
-        <w:t xml:space="preserve">      </w:t>
-      </w:r>
-      <w:proofErr w:type="spellStart"/>
-      <w:proofErr w:type="gramStart"/>
-      <w:r>
-        <w:t>if</w:t>
-      </w:r>
-      <w:proofErr w:type="spellEnd"/>
-      <w:proofErr w:type="gramEnd"/>
-      <w:r>
-        <w:t xml:space="preserve"> (</w:t>
-      </w:r>
-      <w:proofErr w:type="spellStart"/>
-      <w:r>
-        <w:t>Input.GetKey</w:t>
-      </w:r>
-      <w:proofErr w:type="spellEnd"/>
-      <w:r>
-        <w:t>(</w:t>
-      </w:r>
-      <w:proofErr w:type="spellStart"/>
-      <w:r>
-        <w:t>KeyCode.Space</w:t>
-      </w:r>
-      <w:proofErr w:type="spellEnd"/>
-      <w:r>
-        <w:t>) &amp;&amp; vur)</w:t>
-      </w:r>
-      <w:r>
-        <w:t xml:space="preserve"> //</w:t>
-      </w:r>
-      <w:proofErr w:type="spellStart"/>
-      <w:r>
-        <w:t>space</w:t>
-      </w:r>
-      <w:proofErr w:type="spellEnd"/>
-      <w:r>
-        <w:t xml:space="preserve"> tuşuna basıldıysa ve vur emri varsa</w:t>
+        <w:t xml:space="preserve">      if (Input.GetKey(KeyCode.Space) &amp;&amp; vur)</w:t>
+      </w:r>
+      <w:r>
+        <w:t xml:space="preserve"> //space tuşuna basıldıysa ve vur emri varsa</w:t>
       </w:r>
     </w:p>
     <w:p>
@@ -1308,39 +796,7 @@
     </w:p>
     <w:p>
       <w:r>
-        <w:t xml:space="preserve">          </w:t>
-      </w:r>
-      <w:proofErr w:type="spellStart"/>
-      <w:r>
-        <w:t>Instantiate</w:t>
-      </w:r>
-      <w:proofErr w:type="spellEnd"/>
-      <w:r>
-        <w:t>(</w:t>
-      </w:r>
-      <w:proofErr w:type="spellStart"/>
-      <w:r>
-        <w:t>laser</w:t>
-      </w:r>
-      <w:proofErr w:type="spellEnd"/>
-      <w:r>
-        <w:t xml:space="preserve">, </w:t>
-      </w:r>
-      <w:proofErr w:type="spellStart"/>
-      <w:r>
-        <w:t>firePoint.position</w:t>
-      </w:r>
-      <w:proofErr w:type="spellEnd"/>
-      <w:r>
-        <w:t xml:space="preserve">, </w:t>
-      </w:r>
-      <w:proofErr w:type="spellStart"/>
-      <w:r>
-        <w:t>Quaternion.identity</w:t>
-      </w:r>
-      <w:proofErr w:type="spellEnd"/>
-      <w:r>
-        <w:t>);</w:t>
+        <w:t xml:space="preserve">          Instantiate(laser, firePoint.position, Quaternion.identity);</w:t>
       </w:r>
       <w:r>
         <w:t>//namlunun ucundan lazeri ateş et</w:t>
@@ -1348,36 +804,10 @@
     </w:p>
     <w:p>
       <w:r>
-        <w:t xml:space="preserve">          </w:t>
-      </w:r>
-      <w:proofErr w:type="spellStart"/>
-      <w:proofErr w:type="gramStart"/>
-      <w:r>
-        <w:t>firecooldown</w:t>
-      </w:r>
-      <w:proofErr w:type="spellEnd"/>
-      <w:proofErr w:type="gramEnd"/>
-      <w:r>
-        <w:t xml:space="preserve"> = </w:t>
-      </w:r>
-      <w:proofErr w:type="spellStart"/>
-      <w:r>
-        <w:t>Normalcooldown</w:t>
-      </w:r>
-      <w:proofErr w:type="spellEnd"/>
-      <w:r>
-        <w:t>;</w:t>
-      </w:r>
-      <w:r>
-        <w:t xml:space="preserve"> //</w:t>
-      </w:r>
-      <w:proofErr w:type="spellStart"/>
-      <w:r>
-        <w:t>cooldawn</w:t>
-      </w:r>
-      <w:proofErr w:type="spellEnd"/>
-      <w:r>
-        <w:t xml:space="preserve"> setle</w:t>
+        <w:t xml:space="preserve">          firecooldown = Normalcooldown;</w:t>
+      </w:r>
+      <w:r>
+        <w:t xml:space="preserve"> //cooldawn setle</w:t>
       </w:r>
     </w:p>
     <w:p>
@@ -1416,23 +846,17 @@
           <w:bCs/>
         </w:rPr>
         <w:lastRenderedPageBreak/>
-        <w:t xml:space="preserve">Lazer </w:t>
-      </w:r>
-      <w:proofErr w:type="spellStart"/>
-      <w:r>
-        <w:rPr>
-          <w:b/>
-          <w:bCs/>
-        </w:rPr>
-        <w:t>Scripti</w:t>
-      </w:r>
-      <w:proofErr w:type="spellEnd"/>
+        <w:t>Lazer Scripti</w:t>
+      </w:r>
     </w:p>
     <w:p>
       <w:r>
         <w:t xml:space="preserve">  </w:t>
       </w:r>
       <w:r>
+        <w:rPr>
+          <w:noProof/>
+        </w:rPr>
         <w:drawing>
           <wp:inline distT="0" distB="0" distL="0" distR="0" wp14:anchorId="0D55CBC0" wp14:editId="74DB9D50">
             <wp:extent cx="5760720" cy="1745615"/>
@@ -1472,98 +896,28 @@
     </w:p>
     <w:p>
       <w:r>
+        <w:t xml:space="preserve">    public float laserSpeed = 10f; //Lazerin gidiş hızı</w:t>
+      </w:r>
+    </w:p>
+    <w:p>
+      <w:r>
         <w:t xml:space="preserve">    </w:t>
       </w:r>
-      <w:proofErr w:type="spellStart"/>
-      <w:proofErr w:type="gramStart"/>
-      <w:r>
-        <w:t>public</w:t>
-      </w:r>
-      <w:proofErr w:type="spellEnd"/>
-      <w:proofErr w:type="gramEnd"/>
-      <w:r>
-        <w:t xml:space="preserve"> </w:t>
-      </w:r>
-      <w:proofErr w:type="spellStart"/>
-      <w:r>
-        <w:t>float</w:t>
-      </w:r>
-      <w:proofErr w:type="spellEnd"/>
-      <w:r>
-        <w:t xml:space="preserve"> </w:t>
-      </w:r>
-      <w:proofErr w:type="spellStart"/>
-      <w:r>
-        <w:t>laserSpeed</w:t>
-      </w:r>
-      <w:proofErr w:type="spellEnd"/>
-      <w:r>
-        <w:t xml:space="preserve"> = 10f; //Lazerin gidiş hızı</w:t>
-      </w:r>
-    </w:p>
-    <w:p>
-      <w:r>
-        <w:t xml:space="preserve">    </w:t>
-      </w:r>
-    </w:p>
-    <w:p>
-      <w:r>
-        <w:t xml:space="preserve">    [</w:t>
-      </w:r>
-      <w:proofErr w:type="spellStart"/>
-      <w:r>
-        <w:t>SerializeField</w:t>
-      </w:r>
-      <w:proofErr w:type="spellEnd"/>
-      <w:r>
-        <w:t>]</w:t>
-      </w:r>
-    </w:p>
-    <w:p>
-      <w:r>
-        <w:t xml:space="preserve">    </w:t>
-      </w:r>
-      <w:proofErr w:type="spellStart"/>
-      <w:proofErr w:type="gramStart"/>
-      <w:r>
-        <w:t>private</w:t>
-      </w:r>
-      <w:proofErr w:type="spellEnd"/>
-      <w:proofErr w:type="gramEnd"/>
-      <w:r>
-        <w:t xml:space="preserve"> </w:t>
-      </w:r>
-      <w:proofErr w:type="spellStart"/>
-      <w:r>
-        <w:t>float</w:t>
-      </w:r>
-      <w:proofErr w:type="spellEnd"/>
-      <w:r>
-        <w:t xml:space="preserve"> </w:t>
-      </w:r>
-      <w:proofErr w:type="spellStart"/>
-      <w:r>
-        <w:t>destroytimeformermi</w:t>
-      </w:r>
-      <w:proofErr w:type="spellEnd"/>
-      <w:r>
-        <w:t xml:space="preserve"> = 5; //Lazerin hayatta kalma süresi</w:t>
-      </w:r>
-    </w:p>
-    <w:p/>
-    <w:p>
-      <w:r>
-        <w:t xml:space="preserve">    </w:t>
-      </w:r>
-      <w:proofErr w:type="spellStart"/>
-      <w:proofErr w:type="gramStart"/>
-      <w:r>
-        <w:t>void</w:t>
-      </w:r>
-      <w:proofErr w:type="spellEnd"/>
-      <w:proofErr w:type="gramEnd"/>
-      <w:r>
-        <w:t xml:space="preserve"> Update()</w:t>
+    </w:p>
+    <w:p>
+      <w:r>
+        <w:t xml:space="preserve">    [SerializeField]</w:t>
+      </w:r>
+    </w:p>
+    <w:p>
+      <w:r>
+        <w:t xml:space="preserve">    private float destroytimeformermi = 5; //Lazerin hayatta kalma süresi</w:t>
+      </w:r>
+    </w:p>
+    <w:p/>
+    <w:p>
+      <w:r>
+        <w:t xml:space="preserve">    void Update()</w:t>
       </w:r>
     </w:p>
     <w:p>
@@ -1573,68 +927,12 @@
     </w:p>
     <w:p>
       <w:r>
-        <w:t xml:space="preserve">        </w:t>
-      </w:r>
-      <w:proofErr w:type="spellStart"/>
-      <w:r>
-        <w:t>transform.position</w:t>
-      </w:r>
-      <w:proofErr w:type="spellEnd"/>
-      <w:r>
-        <w:t xml:space="preserve"> = </w:t>
-      </w:r>
-      <w:proofErr w:type="spellStart"/>
-      <w:r>
-        <w:t>transform.position</w:t>
-      </w:r>
-      <w:proofErr w:type="spellEnd"/>
-      <w:r>
-        <w:t xml:space="preserve"> + </w:t>
-      </w:r>
-      <w:proofErr w:type="spellStart"/>
-      <w:r>
-        <w:t>new</w:t>
-      </w:r>
-      <w:proofErr w:type="spellEnd"/>
-      <w:r>
-        <w:t xml:space="preserve"> Vector3(0, </w:t>
-      </w:r>
-      <w:proofErr w:type="spellStart"/>
-      <w:r>
-        <w:t>laserSpeed</w:t>
-      </w:r>
-      <w:proofErr w:type="spellEnd"/>
-      <w:r>
-        <w:t xml:space="preserve"> * </w:t>
-      </w:r>
-      <w:proofErr w:type="spellStart"/>
-      <w:r>
-        <w:t>Time.deltaTime</w:t>
-      </w:r>
-      <w:proofErr w:type="spellEnd"/>
-      <w:r>
-        <w:t>, 0); // Lazer atıldıktan sonra 'y' ekseninde hareket etmesi</w:t>
-      </w:r>
-    </w:p>
-    <w:p>
-      <w:r>
-        <w:t xml:space="preserve">        </w:t>
-      </w:r>
-      <w:proofErr w:type="spellStart"/>
-      <w:r>
-        <w:t>Destroy</w:t>
-      </w:r>
-      <w:proofErr w:type="spellEnd"/>
-      <w:r>
-        <w:t>(</w:t>
-      </w:r>
-      <w:proofErr w:type="spellStart"/>
-      <w:r>
-        <w:t>gameObject,destroytimeformermi</w:t>
-      </w:r>
-      <w:proofErr w:type="spellEnd"/>
-      <w:r>
-        <w:t>); // oluşturulan lazerin belirli bir süre sonra yok edilmesi</w:t>
+        <w:t xml:space="preserve">        transform.position = transform.position + new Vector3(0, laserSpeed * Time.deltaTime, 0); // Lazer atıldıktan sonra 'y' ekseninde hareket etmesi</w:t>
+      </w:r>
+    </w:p>
+    <w:p>
+      <w:r>
+        <w:t xml:space="preserve">        Destroy(gameObject,destroytimeformermi); // oluşturulan lazerin belirli bir süre sonra yok edilmesi</w:t>
       </w:r>
     </w:p>
     <w:p>
@@ -1728,26 +1026,18 @@
           <w:bCs/>
         </w:rPr>
       </w:pPr>
-      <w:proofErr w:type="spellStart"/>
       <w:r>
         <w:rPr>
           <w:b/>
           <w:bCs/>
         </w:rPr>
-        <w:t>Github</w:t>
-      </w:r>
-      <w:proofErr w:type="spellEnd"/>
-      <w:r>
-        <w:rPr>
-          <w:b/>
-          <w:bCs/>
-        </w:rPr>
-        <w:t xml:space="preserve"> link</w:t>
-      </w:r>
-    </w:p>
-    <w:p>
-      <w:pPr>
-        <w:rPr>
+        <w:t>Github link</w:t>
+      </w:r>
+    </w:p>
+    <w:p>
+      <w:pPr>
+        <w:rPr>
+          <w:rStyle w:val="Kpr"/>
           <w:b/>
           <w:bCs/>
         </w:rPr>
@@ -1762,6 +1052,21 @@
           <w:t>https://github.com/AleksDulda/GamePrograming</w:t>
         </w:r>
       </w:hyperlink>
+    </w:p>
+    <w:p>
+      <w:pPr>
+        <w:rPr>
+          <w:b/>
+          <w:bCs/>
+        </w:rPr>
+      </w:pPr>
+      <w:r>
+        <w:rPr>
+          <w:b/>
+          <w:bCs/>
+        </w:rPr>
+        <w:t>https://github.com/AleksDulda/GamePrograming/tree/main/Rapor/Week_2</w:t>
+      </w:r>
     </w:p>
     <w:p>
       <w:pPr>
@@ -2384,6 +1689,7 @@
   <w:style w:type="character" w:default="1" w:styleId="VarsaylanParagrafYazTipi">
     <w:name w:val="Default Paragraph Font"/>
     <w:uiPriority w:val="1"/>
+    <w:semiHidden/>
     <w:unhideWhenUsed/>
   </w:style>
   <w:style w:type="table" w:default="1" w:styleId="NormalTablo">
